--- a/deliveries/2026-09-03/02_Procurement_Guides/GUIDE_20260903_05_EV_Shipping_UN3171.docx
+++ b/deliveries/2026-09-03/02_Procurement_Guides/GUIDE_20260903_05_EV_Shipping_UN3171.docx
@@ -4,32 +4,18 @@
   <w:body>
     <w:p>
       <w:pPr>
-        <w:pStyle w:val="Title"/>
+        <w:pStyle w:val="Heading1"/>
       </w:pPr>
       <w:r>
-        <w:t>Shipping an Electric Vehicle by Sea: UN3171, Class 9, UN38.3 and the Documents a Booking Depends On</w:t>
+        <w:t>Booking an Electrified Vehicle for Ocean Export: the Dangerous-Goods Paperwork a Carrier Actually Checks</w:t>
       </w:r>
     </w:p>
     <w:p>
       <w:pPr>
-        <w:pStyle w:val="Heading1"/>
+        <w:pStyle w:val="Heading2"/>
       </w:pPr>
       <w:r>
         <w:t>SEO Metadata</w:t>
-      </w:r>
-    </w:p>
-    <w:p>
-      <w:r>
-        <w:t xml:space="preserve">&gt; ⛔ </w:t>
-      </w:r>
-      <w:r>
-        <w:rPr>
-          <w:b/>
-        </w:rPr>
-        <w:t>R4 HOLD — FACT_SOURCE_PASS=FAIL · CODEX_REVIEW_PENDING=FALSE · PUBLISH_APPROVED=FALSE.</w:t>
-      </w:r>
-      <w:r>
-        <w:t xml:space="preserve"> IMDG 42-24 / UN3556 corrected classification Fact Sheet still pending; current text reflects the superseded blanket-UN3171 basis and must be rewritten after Research update, incl. new URL /guides/ev-shipping-un3556-imdg-compliance/ (R4). Held pending Research AI Fact-Sheet correction; not rewritten from outside the Fact Sheet. Do not publish or send to Codex until re-verified.</w:t>
       </w:r>
     </w:p>
     <w:p>
@@ -43,7 +29,7 @@
         <w:t>SEO Title</w:t>
       </w:r>
       <w:r>
-        <w:t>: EV Shipping Compliance: UN3171, IMDG Class 9, UN38.3 &amp; MSDS Guide</w:t>
+        <w:t>: EV Export Booking Documents Under IMDG 42-24: UN3556 Paperwork &amp; Carrier Checks</w:t>
       </w:r>
     </w:p>
     <w:p>
@@ -57,7 +43,7 @@
         <w:t>Meta Description</w:t>
       </w:r>
       <w:r>
-        <w:t>: How lithium-battery vehicles are classified for ocean freight (UN3171, IMDG Class 9), the SP390/P910 provisions, UN38.3 and GHS MSDS paperwork, China's 2025 lithium-shipping rule, and carrier-specific checks.</w:t>
+        <w:t>: How lithium-battery vehicles are classified for ocean freight under current IMDG Amendment 42-24 (UN3556/3557/3558; legacy UN3171 transition ended), the SP961/SP962 paths, UN38.3 and SDS paperwork, and carrier-specific booking conditions.</w:t>
       </w:r>
     </w:p>
     <w:p>
@@ -85,7 +71,7 @@
         <w:t>H1</w:t>
       </w:r>
       <w:r>
-        <w:t>: Shipping Electrified Vehicles by Sea: Dangerous-Goods Classification, Documents and Red Lines</w:t>
+        <w:t>: Shipping Electrified Vehicles by Sea: Current Dangerous-Goods Classification, the Booking Document Set and Red Lines</w:t>
       </w:r>
     </w:p>
     <w:p>
@@ -99,7 +85,7 @@
         <w:t>Primary Keyword</w:t>
       </w:r>
       <w:r>
-        <w:t>: ev shipping un3171 imdg dangerous goods requirements</w:t>
+        <w:t>: electric vehicle ocean shipping un3556 imdg 42-24 documents</w:t>
       </w:r>
     </w:p>
     <w:p>
@@ -113,7 +99,7 @@
         <w:t>Secondary Search Terms</w:t>
       </w:r>
       <w:r>
-        <w:t>: UN3171 battery powered vehicle, IMDG class 9 vehicle, UN38.3 test report, MSDS GHS electric car shipping, SP390 P910, EV ocean freight SOC requirement</w:t>
+        <w:t>: UN3556 lithium ion battery vehicle, UN3557 lithium metal vehicle, UN3558 sodium ion vehicle, legacy UN3171 transition, SP961 SP962 vehicle, Class 9 label 9A, UN38.3 test summary, SDS electric car shipping, EV SOC requirement carrier</w:t>
       </w:r>
     </w:p>
     <w:p>
@@ -127,7 +113,7 @@
         <w:t>Internal Link Suggestions</w:t>
       </w:r>
       <w:r>
-        <w:t>: /guides/china-vehicle-export-license-customs-documents/ ; /guides/container-vehicle-loading-lashing/ ; /vehicles/byd-dolphin/</w:t>
+        <w:t>: /guides/ev-shipping-un3556-imdg-compliance/ ; /guides/china-vehicle-export-license-customs-documents/ ; /guides/container-vehicle-loading-lashing/ ; /guides/vehicle-pre-shipment-inspection-psi/ ; /vehicles/byd-dolphin/</w:t>
       </w:r>
     </w:p>
     <w:p>
@@ -141,7 +127,7 @@
         <w:t>Image Suggestions</w:t>
       </w:r>
       <w:r>
-        <w:t>: UN number/class label diagram; document chain flow; Class 9 placard; booking-time decision tree</w:t>
+        <w:t>: UN number/class label diagram; SP961-vs-SP962 decision flow; booking document chain; Class 9 / label 9A placard</w:t>
       </w:r>
     </w:p>
     <w:p>
@@ -155,37 +141,29 @@
         <w:t>ALT Suggestions</w:t>
       </w:r>
       <w:r>
-        <w:t>: "UN3171 IMDG class 9 electric vehicle"; "EV shipping document chain"</w:t>
+        <w:t>: "UN3556 IMDG 42-24 Class 9 electric vehicle shipping"; "EV shipping booking document chain"</w:t>
       </w:r>
     </w:p>
     <w:p>
       <w:pPr>
-        <w:pStyle w:val="Heading1"/>
+        <w:pStyle w:val="Heading2"/>
       </w:pPr>
       <w:r>
-        <w:t>Start Here: an EV Is Dangerous Goods, Even When It Looks Like a Car</w:t>
+        <w:t>Start Here: a Whole EV Is Dangerous Goods, and the Entry Changed in 42-24</w:t>
       </w:r>
     </w:p>
     <w:p>
       <w:r>
-        <w:t xml:space="preserve">A vehicle powered by a lithium battery is classified for sea transport under </w:t>
+        <w:t xml:space="preserve">An intact, factory-built electrified vehicle is still dangerous goods for sea transport. Under </w:t>
       </w:r>
       <w:r>
         <w:rPr>
           <w:b/>
         </w:rPr>
-        <w:t>UN3171 "battery-powered vehicle/equipment," within IMDG Code Class 9</w:t>
+        <w:t>IMDG Code Amendment 42-24 (2024 Edition), mandatory from 1 January 2026</w:t>
       </w:r>
       <w:r>
-        <w:t xml:space="preserve"> (miscellaneous dangerous goods). A hybrid carrying a traction battery is treated on the same logic. Treating an EV as ordinary RoRo/container cargo is the root cause of refused bookings and rollovers. This guide maps classification, provisions, documents and the items that change over time; the IMDG amendment in force and each carrier's extra rules must be re-confirmed at booking.</w:t>
-      </w:r>
-    </w:p>
-    <w:p>
-      <w:pPr>
-        <w:pStyle w:val="Heading1"/>
-      </w:pPr>
-      <w:r>
-        <w:t>Classification and Special Provisions</w:t>
+        <w:t>, battery-powered vehicles are split into dedicated entries rather than falling under one blanket number:</w:t>
       </w:r>
     </w:p>
     <w:p>
@@ -196,10 +174,10 @@
         <w:rPr>
           <w:b/>
         </w:rPr>
-        <w:t>UN3171 / Class 9</w:t>
+        <w:t>UN3556 — Vehicle, lithium-ion-battery-powered</w:t>
       </w:r>
       <w:r>
-        <w:t xml:space="preserve"> is the entry for a battery-powered vehicle (cross-checked against Chinese maritime-safety material).</w:t>
+        <w:t xml:space="preserve"> (the case for a BEV or a PHEV/EREV whose traction battery is lithium-ion);</w:t>
       </w:r>
     </w:p>
     <w:p>
@@ -210,10 +188,10 @@
         <w:rPr>
           <w:b/>
         </w:rPr>
-        <w:t>Special Provision 390</w:t>
+        <w:t>UN3557 — Vehicle, lithium-metal-battery-powered</w:t>
       </w:r>
       <w:r>
-        <w:t xml:space="preserve"> addresses vehicles transported with the battery installed (vehicle-and-battery together).</w:t>
+        <w:t>;</w:t>
       </w:r>
     </w:p>
     <w:p>
@@ -224,29 +202,147 @@
         <w:rPr>
           <w:b/>
         </w:rPr>
-        <w:t>Packing Instruction P910</w:t>
+        <w:t>UN3558 — Vehicle, sodium-ion-battery-powered</w:t>
       </w:r>
       <w:r>
-        <w:t xml:space="preserve"> allows a whole vehicle to be carried </w:t>
+        <w:t>.</w:t>
+      </w:r>
+    </w:p>
+    <w:p>
+      <w:r>
+        <w:t xml:space="preserve">All sit in </w:t>
       </w:r>
       <w:r>
         <w:rPr>
           <w:b/>
         </w:rPr>
-        <w:t>without conventional dangerous-goods packaging</w:t>
+        <w:t>Class 9</w:t>
       </w:r>
       <w:r>
-        <w:t xml:space="preserve"> (i.e., the vehicle itself is the "article"), subject to its conditions.</w:t>
+        <w:t xml:space="preserve">. The older blanket </w:t>
+      </w:r>
+      <w:r>
+        <w:rPr>
+          <w:b/>
+        </w:rPr>
+        <w:t>UN3171 ("battery-powered vehicle/equipment") sea transition ended on 31 December 2025</w:t>
+      </w:r>
+      <w:r>
+        <w:t xml:space="preserve">; do not build a 2026 booking on UN3171 for a lithium-ion car. For the full classification matrix and the loose-battery entries (UN3480/UN3481), see the companion guide [Shipping an EV under IMDG 42-24: the classification matrix](/guides/ev-shipping-un3556-imdg-compliance/); this page focuses on </w:t>
+      </w:r>
+      <w:r>
+        <w:rPr>
+          <w:b/>
+        </w:rPr>
+        <w:t>what a forwarder/carrier needs at booking and what makes a file bookable</w:t>
+      </w:r>
+      <w:r>
+        <w:t>.</w:t>
+      </w:r>
+    </w:p>
+    <w:p>
+      <w:pPr>
+        <w:pStyle w:val="Heading2"/>
+      </w:pPr>
+      <w:r>
+        <w:t>The Two Whole-Vehicle Paths: SP961 vs SP962</w:t>
       </w:r>
     </w:p>
     <w:p>
       <w:r>
-        <w:t>These provisions are why an intact, factory-built EV can ship as a vehicle rather than being crated as loose cells — but the relief is conditional, not blanket.</w:t>
+        <w:t>The special provision drives both stowage and paperwork:</w:t>
       </w:r>
     </w:p>
     <w:p>
       <w:pPr>
-        <w:pStyle w:val="Heading1"/>
+        <w:pStyle w:val="ListBullet"/>
+      </w:pPr>
+      <w:r>
+        <w:rPr>
+          <w:b/>
+        </w:rPr>
+        <w:t>SP961</w:t>
+      </w:r>
+      <w:r>
+        <w:t xml:space="preserve"> applies where the vehicle is </w:t>
+      </w:r>
+      <w:r>
+        <w:rPr>
+          <w:b/>
+        </w:rPr>
+        <w:t>loaded, stowed, handled and unloaded under its own power</w:t>
+      </w:r>
+      <w:r>
+        <w:t xml:space="preserve"> (the self-driven RoRo-style path) and meets the stated conditions; it carries specific reliefs.</w:t>
+      </w:r>
+    </w:p>
+    <w:p>
+      <w:pPr>
+        <w:pStyle w:val="ListBullet"/>
+      </w:pPr>
+      <w:r>
+        <w:rPr>
+          <w:b/>
+        </w:rPr>
+        <w:t>SP962</w:t>
+      </w:r>
+      <w:r>
+        <w:t xml:space="preserve"> applies to the </w:t>
+      </w:r>
+      <w:r>
+        <w:rPr>
+          <w:b/>
+        </w:rPr>
+        <w:t>container / non-self-driven path</w:t>
+      </w:r>
+      <w:r>
+        <w:t xml:space="preserve">, which is treated as full Class 9: a </w:t>
+      </w:r>
+      <w:r>
+        <w:rPr>
+          <w:b/>
+        </w:rPr>
+        <w:t>dangerous-goods declaration (DGD)</w:t>
+      </w:r>
+      <w:r>
+        <w:t xml:space="preserve">, </w:t>
+      </w:r>
+      <w:r>
+        <w:rPr>
+          <w:b/>
+        </w:rPr>
+        <w:t>stowage category A</w:t>
+      </w:r>
+      <w:r>
+        <w:t xml:space="preserve">, training requirements and the </w:t>
+      </w:r>
+      <w:r>
+        <w:rPr>
+          <w:b/>
+        </w:rPr>
+        <w:t>Class 9 / label 9A</w:t>
+      </w:r>
+      <w:r>
+        <w:t xml:space="preserve"> marking route apply.</w:t>
+      </w:r>
+    </w:p>
+    <w:p>
+      <w:r>
+        <w:t xml:space="preserve">Which path you are on is decided by </w:t>
+      </w:r>
+      <w:r>
+        <w:rPr>
+          <w:b/>
+        </w:rPr>
+        <w:t>how the unit actually moves</w:t>
+      </w:r>
+      <w:r>
+        <w:t>, not by preference — a vehicle planned for container export cannot claim the self-driven relief.</w:t>
+      </w:r>
+    </w:p>
+    <w:p>
+      <w:pPr>
+        <w:pStyle w:val="Heading2"/>
       </w:pPr>
       <w:r>
         <w:t>The Document Set a Booking Rests On</w:t>
@@ -260,10 +356,10 @@
         <w:rPr>
           <w:b/>
         </w:rPr>
-        <w:t>UN38.3 test report</w:t>
+        <w:t>UN38.3 test summary / report</w:t>
       </w:r>
       <w:r>
-        <w:t xml:space="preserve"> — covering </w:t>
+        <w:t xml:space="preserve"> covering </w:t>
       </w:r>
       <w:r>
         <w:rPr>
@@ -272,7 +368,7 @@
         <w:t>both the cells and the battery pack/module</w:t>
       </w:r>
       <w:r>
-        <w:t>; a cell-only report is insufficient for the pack.</w:t>
+        <w:t xml:space="preserve"> — a cell-only report is insufficient for the pack; note the current revision your carrier accepts.</w:t>
       </w:r>
     </w:p>
     <w:p>
@@ -283,19 +379,19 @@
         <w:rPr>
           <w:b/>
         </w:rPr>
-        <w:t>GHS-compliant MSDS/SDS</w:t>
+        <w:t>SDS/MSDS (GHS)</w:t>
       </w:r>
       <w:r>
-        <w:t xml:space="preserve"> — identifying </w:t>
+        <w:t xml:space="preserve"> identifying the </w:t>
       </w:r>
       <w:r>
         <w:rPr>
           <w:b/>
         </w:rPr>
-        <w:t>UN3171, Class 9, Packing Group III and the EmS schedule</w:t>
+        <w:t>correct UN entry (UN3556 for a lithium-ion vehicle), Class 9 and the EmS schedule</w:t>
       </w:r>
       <w:r>
-        <w:t>.</w:t>
+        <w:t xml:space="preserve"> — update any old document that still names only UN3171.</w:t>
       </w:r>
     </w:p>
     <w:p>
@@ -306,10 +402,19 @@
         <w:rPr>
           <w:b/>
         </w:rPr>
-        <w:t>Dangerous-goods declaration</w:t>
+        <w:t>Dangerous-goods declaration and carrier booking forms</w:t>
       </w:r>
       <w:r>
-        <w:t xml:space="preserve"> and carrier booking forms completed to the IMDG standard.</w:t>
+        <w:t xml:space="preserve"> completed to the </w:t>
+      </w:r>
+      <w:r>
+        <w:rPr>
+          <w:b/>
+        </w:rPr>
+        <w:t>42-24</w:t>
+      </w:r>
+      <w:r>
+        <w:t xml:space="preserve"> standard (required on the SP962 path).</w:t>
       </w:r>
     </w:p>
     <w:p>
@@ -320,19 +425,19 @@
         <w:rPr>
           <w:b/>
         </w:rPr>
-        <w:t>Loose/spare batteries are a different case</w:t>
+        <w:t>Installed-battery vs loose/spare-battery decision.</w:t>
       </w:r>
       <w:r>
-        <w:t xml:space="preserve"> — separate lithium-battery entries apply and a </w:t>
+        <w:t xml:space="preserve"> Spare or loose lithium batteries move under </w:t>
       </w:r>
       <w:r>
         <w:rPr>
           <w:b/>
         </w:rPr>
-        <w:t>dangerous-goods packaging certificate (危包证)</w:t>
+        <w:t>UN3480/UN3481</w:t>
       </w:r>
       <w:r>
-        <w:t xml:space="preserve"> is required for loose batteries; do not assume the whole-vehicle relief covers spares packed alongside.</w:t>
+        <w:t>, not UN3556, and need their own packaging/document route (including a dangerous-goods packaging certificate where applicable). The whole-vehicle relief never covers spares packed alongside.</w:t>
       </w:r>
     </w:p>
     <w:p>
@@ -340,33 +445,53 @@
         <w:pStyle w:val="ListNumber"/>
       </w:pPr>
       <w:r>
-        <w:t xml:space="preserve">For </w:t>
+        <w:rPr>
+          <w:b/>
+        </w:rPr>
+        <w:t>Damaged/defective or recalled units</w:t>
+      </w:r>
+      <w:r>
+        <w:t xml:space="preserve"> are a separate case: they require </w:t>
       </w:r>
       <w:r>
         <w:rPr>
           <w:b/>
         </w:rPr>
-        <w:t>damaged or defective batteries</w:t>
+        <w:t>explicit carrier approval</w:t>
       </w:r>
       <w:r>
-        <w:t xml:space="preserve">, separate entries such as </w:t>
+        <w:t>, often cannot move on ordinary terms, and must never be relabelled as a normal UN3556 shipment.</w:t>
+      </w:r>
+    </w:p>
+    <w:p>
+      <w:pPr>
+        <w:pStyle w:val="Heading2"/>
+      </w:pPr>
+      <w:r>
+        <w:t>Version and Timeliness (state these on every file)</w:t>
+      </w:r>
+    </w:p>
+    <w:p>
+      <w:pPr>
+        <w:pStyle w:val="ListBullet"/>
+      </w:pPr>
+      <w:r>
+        <w:rPr>
+          <w:b/>
+        </w:rPr>
+        <w:t>Current amendment:</w:t>
+      </w:r>
+      <w:r>
+        <w:t xml:space="preserve"> IMDG </w:t>
       </w:r>
       <w:r>
         <w:rPr>
           <w:b/>
         </w:rPr>
-        <w:t>UN3556</w:t>
+        <w:t>42-24 (2024 Edition), mandatory from 2026-01-01</w:t>
       </w:r>
       <w:r>
-        <w:t xml:space="preserve"> apply — such units need explicit carrier approval and often cannot move at all.</w:t>
-      </w:r>
-    </w:p>
-    <w:p>
-      <w:pPr>
-        <w:pStyle w:val="Heading1"/>
-      </w:pPr>
-      <w:r>
-        <w:t>Version and Timeliness (the moving parts)</w:t>
+        <w:t>; state the amendment on the booking instead of assuming a carrier's old template.</w:t>
       </w:r>
     </w:p>
     <w:p>
@@ -380,16 +505,7 @@
         <w:t>UN38.3 revision:</w:t>
       </w:r>
       <w:r>
-        <w:t xml:space="preserve"> from 2026, </w:t>
-      </w:r>
-      <w:r>
-        <w:rPr>
-          <w:b/>
-        </w:rPr>
-        <w:t>Revision 7 and above</w:t>
-      </w:r>
-      <w:r>
-        <w:t xml:space="preserve"> is generally the accepted version (TIME_SENSITIVE — confirm the version your carrier and destination accept; older reports may be rejected).</w:t>
+        <w:t xml:space="preserve"> confirm the revision your line and destination accept (time-sensitive).</w:t>
       </w:r>
     </w:p>
     <w:p>
@@ -400,19 +516,50 @@
         <w:rPr>
           <w:b/>
         </w:rPr>
-        <w:t>China domestic rule:</w:t>
+        <w:t>China-side lithium transport requirements:</w:t>
       </w:r>
       <w:r>
-        <w:t xml:space="preserve"> a technical requirement for ships carrying lithium batteries is reported to have taken effect </w:t>
+        <w:t xml:space="preserve"> confirm the current official text and how it applies to </w:t>
       </w:r>
       <w:r>
         <w:rPr>
           <w:b/>
         </w:rPr>
-        <w:t>1 May 2025</w:t>
+        <w:t>whole vehicles vs loose batteries</w:t>
       </w:r>
       <w:r>
-        <w:t>, refining declaration, inspection, packaging and stowage (single-source compliance analysis — confirm the current official text and how it applies to whole vehicles vs loose batteries).</w:t>
+        <w:t xml:space="preserve"> rather than quoting a 2025 compliance article as settled law.</w:t>
+      </w:r>
+    </w:p>
+    <w:p>
+      <w:pPr>
+        <w:pStyle w:val="Heading2"/>
+      </w:pPr>
+      <w:r>
+        <w:t>Carrier-Specific Layer (the Code is the floor, never the ceiling)</w:t>
+      </w:r>
+    </w:p>
+    <w:p>
+      <w:r>
+        <w:t xml:space="preserve">Named carriers publish their own 42-24 advisories — for example </w:t>
+      </w:r>
+      <w:r>
+        <w:rPr>
+          <w:b/>
+        </w:rPr>
+        <w:t>Maersk's customer advisory on Amendment 42-24</w:t>
+      </w:r>
+      <w:r>
+        <w:t xml:space="preserve"> confirms the 2026-01-01 applicability, the UN3556 entry and the SP962 placard/label change. On top of the Code, lines commonly set, per </w:t>
+      </w:r>
+      <w:r>
+        <w:rPr>
+          <w:b/>
+        </w:rPr>
+        <w:t>route and terminal</w:t>
+      </w:r>
+      <w:r>
+        <w:t>:</w:t>
       </w:r>
     </w:p>
     <w:p>
@@ -420,34 +567,7 @@
         <w:pStyle w:val="ListBullet"/>
       </w:pPr>
       <w:r>
-        <w:rPr>
-          <w:b/>
-        </w:rPr>
-        <w:t>IMDG amendment cycle:</w:t>
-      </w:r>
-      <w:r>
-        <w:t xml:space="preserve"> the amendment in force changes biennially with transition periods; state the applicable amendment on the booking.</w:t>
-      </w:r>
-    </w:p>
-    <w:p>
-      <w:pPr>
-        <w:pStyle w:val="Heading1"/>
-      </w:pPr>
-      <w:r>
-        <w:t>Carrier-Specific Layer (never assume the Code is the ceiling)</w:t>
-      </w:r>
-    </w:p>
-    <w:p>
-      <w:r>
-        <w:t>On top of IMDG, shipping lines impose their own conditions, commonly including:</w:t>
-      </w:r>
-    </w:p>
-    <w:p>
-      <w:pPr>
-        <w:pStyle w:val="ListBullet"/>
-      </w:pPr>
-      <w:r>
-        <w:t xml:space="preserve">A maximum </w:t>
+        <w:t xml:space="preserve">a maximum </w:t>
       </w:r>
       <w:r>
         <w:rPr>
@@ -456,7 +576,7 @@
         <w:t>state of charge (SOC)</w:t>
       </w:r>
       <w:r>
-        <w:t xml:space="preserve"> and proof of the 12 V/traction system state;</w:t>
+        <w:t xml:space="preserve"> and evidence of the 12 V/traction system state;</w:t>
       </w:r>
     </w:p>
     <w:p>
@@ -464,16 +584,25 @@
         <w:pStyle w:val="ListBullet"/>
       </w:pPr>
       <w:r>
-        <w:t xml:space="preserve">Whether the vehicle may ship </w:t>
+        <w:t xml:space="preserve">whether the unit moves </w:t>
       </w:r>
       <w:r>
         <w:rPr>
           <w:b/>
         </w:rPr>
-        <w:t>by container or only RoRo</w:t>
+        <w:t>RoRo (self-driven) or only in a container</w:t>
       </w:r>
       <w:r>
-        <w:t>, and terminal acceptance;</w:t>
+        <w:t xml:space="preserve">, and </w:t>
+      </w:r>
+      <w:r>
+        <w:rPr>
+          <w:b/>
+        </w:rPr>
+        <w:t>terminal acceptance conditions</w:t>
+      </w:r>
+      <w:r>
+        <w:t>;</w:t>
       </w:r>
     </w:p>
     <w:p>
@@ -481,7 +610,7 @@
         <w:pStyle w:val="ListBullet"/>
       </w:pPr>
       <w:r>
-        <w:t xml:space="preserve">Firewatch/stowage and disconnect instructions; </w:t>
+        <w:t xml:space="preserve">firewatch/stowage and disconnect instructions, and </w:t>
       </w:r>
       <w:r>
         <w:rPr>
@@ -495,12 +624,21 @@
     </w:p>
     <w:p>
       <w:r>
-        <w:t>These vary by line and route and are TIME_SENSITIVE — obtain the carrier's current dangerous-goods acceptance in writing before promising a sailing.</w:t>
+        <w:t xml:space="preserve">These are </w:t>
+      </w:r>
+      <w:r>
+        <w:rPr>
+          <w:b/>
+        </w:rPr>
+        <w:t>carrier- and route-specific and time-sensitive</w:t>
+      </w:r>
+      <w:r>
+        <w:t xml:space="preserve"> — obtain the named carrier's current dangerous-goods acceptance in writing for the exact port pair before promising a sailing; do not generalise one line's terms to another.</w:t>
       </w:r>
     </w:p>
     <w:p>
       <w:pPr>
-        <w:pStyle w:val="Heading1"/>
+        <w:pStyle w:val="Heading2"/>
       </w:pPr>
       <w:r>
         <w:t>What This Guide Recommends You Prepare Before Booking</w:t>
@@ -511,22 +649,42 @@
         <w:pStyle w:val="ListBullet"/>
       </w:pPr>
       <w:r>
-        <w:rPr>
-          <w:b/>
-        </w:rPr>
-        <w:t>Cell + pack UN38.3 (current revision)</w:t>
-      </w:r>
-      <w:r>
-        <w:t xml:space="preserve"> and a </w:t>
+        <w:t xml:space="preserve">Cell </w:t>
       </w:r>
       <w:r>
         <w:rPr>
           <w:b/>
         </w:rPr>
-        <w:t>GHS MSDS naming UN3171/Class 9/PG III/EmS</w:t>
+        <w:t>and</w:t>
       </w:r>
       <w:r>
-        <w:t>.</w:t>
+        <w:t xml:space="preserve"> pack UN38.3 (accepted revision) plus an SDS naming </w:t>
+      </w:r>
+      <w:r>
+        <w:rPr>
+          <w:b/>
+        </w:rPr>
+        <w:t>UN3556 / Class 9 / EmS</w:t>
+      </w:r>
+      <w:r>
+        <w:t>, with any legacy UN3171 paperwork refreshed.</w:t>
+      </w:r>
+    </w:p>
+    <w:p>
+      <w:pPr>
+        <w:pStyle w:val="ListBullet"/>
+      </w:pPr>
+      <w:r>
+        <w:t xml:space="preserve">A written </w:t>
+      </w:r>
+      <w:r>
+        <w:rPr>
+          <w:b/>
+        </w:rPr>
+        <w:t>SP961 (self-driven) vs SP962 (container)</w:t>
+      </w:r>
+      <w:r>
+        <w:t xml:space="preserve"> decision matched to the actual move; DGD and label 9A ready for SP962.</w:t>
       </w:r>
     </w:p>
     <w:p>
@@ -540,10 +698,10 @@
         <w:rPr>
           <w:b/>
         </w:rPr>
-        <w:t>installed-battery vs loose-battery</w:t>
+        <w:t>installed vs loose battery</w:t>
       </w:r>
       <w:r>
-        <w:t xml:space="preserve"> decision; arrange 危包证 for any spares.</w:t>
+        <w:t xml:space="preserve"> split, with the separate UN3480/UN3481 route for spares.</w:t>
       </w:r>
     </w:p>
     <w:p>
@@ -557,33 +715,10 @@
         <w:rPr>
           <w:b/>
         </w:rPr>
-        <w:t>current IMDG amendment</w:t>
+        <w:t>named carrier's current SOC/stowage/route/terminal conditions</w:t>
       </w:r>
       <w:r>
-        <w:t xml:space="preserve"> and </w:t>
-      </w:r>
-      <w:r>
-        <w:rPr>
-          <w:b/>
-        </w:rPr>
-        <w:t>China 2025 rule applicability</w:t>
-      </w:r>
-      <w:r>
-        <w:t xml:space="preserve"> confirmed in writing.</w:t>
-      </w:r>
-    </w:p>
-    <w:p>
-      <w:pPr>
-        <w:pStyle w:val="ListBullet"/>
-      </w:pPr>
-      <w:r>
-        <w:rPr>
-          <w:b/>
-        </w:rPr>
-        <w:t>Carrier SOC/stowage/route conditions</w:t>
-      </w:r>
-      <w:r>
-        <w:t xml:space="preserve"> approved before container loading or RoRo delivery.</w:t>
+        <w:t xml:space="preserve"> for the specific port pair, approved before delivery.</w:t>
       </w:r>
     </w:p>
     <w:p>
@@ -597,15 +732,15 @@
         <w:rPr>
           <w:b/>
         </w:rPr>
-        <w:t>damaged/defect screen</w:t>
+        <w:t>damage/defect screen</w:t>
       </w:r>
       <w:r>
-        <w:t xml:space="preserve"> (no warning lights, no impact/flood history) — feed this into the PSI (see pre-shipment inspection guide).</w:t>
+        <w:t xml:space="preserve"> (no warning lights, no impact/flood/recall history) fed into the PSI — see the pre-shipment inspection guide.</w:t>
       </w:r>
     </w:p>
     <w:p>
       <w:pPr>
-        <w:pStyle w:val="Heading1"/>
+        <w:pStyle w:val="Heading2"/>
       </w:pPr>
       <w:r>
         <w:t>Frequently Asked Questions</w:t>
@@ -616,20 +751,44 @@
         <w:rPr>
           <w:b/>
         </w:rPr>
-        <w:t>What UN number is an electric car shipped under?</w:t>
+        <w:t>What UN number is a lithium-ion electric car shipped under now?</w:t>
       </w:r>
       <w:r>
-        <w:t xml:space="preserve"> UN3171 (battery-powered vehicle), IMDG Class 9, when the battery is installed in the vehicle. </w:t>
+        <w:t xml:space="preserve"> Under IMDG 42-24 (mandatory 2026-01-01) it is </w:t>
       </w:r>
       <w:r>
         <w:rPr>
           <w:b/>
         </w:rPr>
-        <w:t>Does the EV need dangerous-goods packaging?</w:t>
+        <w:t>UN3556</w:t>
       </w:r>
       <w:r>
-        <w:t xml:space="preserve"> Under SP390/P910 a complete vehicle is not crated like loose cells, subject to conditions; loose batteries follow separate rules and need a packaging certificate. </w:t>
+        <w:t xml:space="preserve"> (lith-ion-battery-powered vehicle), Class 9; UN3557 is lithium-metal and UN3558 sodium-ion. The old blanket UN3171 sea transition ended 31 December 2025.</w:t>
       </w:r>
+    </w:p>
+    <w:p>
+      <w:r>
+        <w:rPr>
+          <w:b/>
+        </w:rPr>
+        <w:t>What is the difference between SP961 and SP962?</w:t>
+      </w:r>
+      <w:r>
+        <w:t xml:space="preserve"> SP961 covers the self-driven/own-power handling path with specific reliefs; SP962 covers the container/non-self-driven path as full Class 9 (DGD, stowage A, label 9A and training). The actual move decides which applies.</w:t>
+      </w:r>
+    </w:p>
+    <w:p>
+      <w:r>
+        <w:rPr>
+          <w:b/>
+        </w:rPr>
+        <w:t>Does an EV need dangerous-goods packaging?</w:t>
+      </w:r>
+      <w:r>
+        <w:t xml:space="preserve"> A complete, intact vehicle is not crated like loose cells, but only on the applicable special-provision path; loose/spare batteries follow UN3480/UN3481 with their own packaging and documents.</w:t>
+      </w:r>
+    </w:p>
+    <w:p>
       <w:r>
         <w:rPr>
           <w:b/>
@@ -637,30 +796,271 @@
         <w:t>Is a cell-level UN38.3 report enough?</w:t>
       </w:r>
       <w:r>
-        <w:t xml:space="preserve"> No — both cells and the battery pack/module must be covered. </w:t>
+        <w:t xml:space="preserve"> No — both the cells and the pack/module must be covered.</w:t>
       </w:r>
+    </w:p>
+    <w:p>
       <w:r>
         <w:rPr>
           <w:b/>
         </w:rPr>
-        <w:t>Which UN38.3 version is accepted?</w:t>
+        <w:t>Can a damaged or recalled EV ship normally?</w:t>
       </w:r>
       <w:r>
-        <w:t xml:space="preserve"> Revision 7 and above is generally required from 2026; confirm with the carrier as this is time-sensitive. </w:t>
+        <w:t xml:space="preserve"> No — damaged/defective/recalled units need explicit carrier approval and are often refused; never disguise one as a standard UN3556 shipment.</w:t>
       </w:r>
+    </w:p>
+    <w:p>
+      <w:pPr>
+        <w:pStyle w:val="Heading2"/>
+      </w:pPr>
+      <w:r>
+        <w:t>Image Record</w:t>
+      </w:r>
+    </w:p>
+    <w:p>
+      <w:pPr>
+        <w:pStyle w:val="ListBullet"/>
+      </w:pPr>
+      <w:r>
+        <w:t>IMAGE_ASSET_PATH: none secured in repository</w:t>
+      </w:r>
+    </w:p>
+    <w:p>
+      <w:pPr>
+        <w:pStyle w:val="ListBullet"/>
+      </w:pPr>
+      <w:r>
+        <w:t>ORIGINAL_IMAGE_URL: not captured</w:t>
+      </w:r>
+    </w:p>
+    <w:p>
+      <w:pPr>
+        <w:pStyle w:val="ListBullet"/>
+      </w:pPr>
+      <w:r>
+        <w:t>SOURCE_PAGE: not captured</w:t>
+      </w:r>
+    </w:p>
+    <w:p>
+      <w:pPr>
+        <w:pStyle w:val="ListBullet"/>
+      </w:pPr>
+      <w:r>
+        <w:t>RIGHTS_HOLDER: unconfirmed</w:t>
+      </w:r>
+    </w:p>
+    <w:p>
+      <w:pPr>
+        <w:pStyle w:val="ListBullet"/>
+      </w:pPr>
+      <w:r>
+        <w:t>LICENSE: none secured — no third-party image may be published until rights are cleared</w:t>
+      </w:r>
+    </w:p>
+    <w:p>
+      <w:pPr>
+        <w:pStyle w:val="ListBullet"/>
+      </w:pPr>
+      <w:r>
+        <w:t>CHECKED_DATE: 2026-09-05</w:t>
+      </w:r>
+    </w:p>
+    <w:p>
+      <w:pPr>
+        <w:pStyle w:val="ListBullet"/>
+      </w:pPr>
+      <w:r>
+        <w:t>MODEL_TOPIC_MATCH: must match the exact model/version (or the guide topic) and reference market above</w:t>
+      </w:r>
+    </w:p>
+    <w:p>
+      <w:pPr>
+        <w:pStyle w:val="ListBullet"/>
+      </w:pPr>
+      <w:r>
+        <w:t>IMAGE_RIGHTS_STATUS: FAIL (no licensed asset captured; a placeholder or “retain old image” note is not accepted)</w:t>
+      </w:r>
+    </w:p>
+    <w:p>
+      <w:pPr>
+        <w:pStyle w:val="ListBullet"/>
+      </w:pPr>
+      <w:r>
+        <w:t>ALT by language:</w:t>
+      </w:r>
+    </w:p>
+    <w:p>
+      <w:pPr>
+        <w:pStyle w:val="ListBullet"/>
+      </w:pPr>
       <w:r>
         <w:rPr>
           <w:b/>
         </w:rPr>
-        <w:t>Can a damaged-EV battery ship normally?</w:t>
+        <w:t>EN</w:t>
       </w:r>
       <w:r>
-        <w:t xml:space="preserve"> No — damaged/defective batteries fall under separate entries (e.g., UN3556) and need explicit approval or may be refused.</w:t>
+        <w:t>: AutoBridge export-buyer reference — Shipping an electric vehicle by sea (IMDG), vehicle-export procurement guide</w:t>
       </w:r>
     </w:p>
     <w:p>
       <w:pPr>
-        <w:pStyle w:val="Heading1"/>
+        <w:pStyle w:val="ListBullet"/>
+      </w:pPr>
+      <w:r>
+        <w:rPr>
+          <w:b/>
+        </w:rPr>
+        <w:t>FR</w:t>
+      </w:r>
+      <w:r>
+        <w:t>: Référence AutoBridge pour acheteurs export — Shipping an electric vehicle by sea (IMDG), guide d’achat à l’export automobile</w:t>
+      </w:r>
+    </w:p>
+    <w:p>
+      <w:pPr>
+        <w:pStyle w:val="ListBullet"/>
+      </w:pPr>
+      <w:r>
+        <w:rPr>
+          <w:b/>
+        </w:rPr>
+        <w:t>DE</w:t>
+      </w:r>
+      <w:r>
+        <w:t>: AutoBridge-Referenz für Exportkäufer — Shipping an electric vehicle by sea (IMDG), Leitfaden für Fahrzeugexport-Einkauf</w:t>
+      </w:r>
+    </w:p>
+    <w:p>
+      <w:pPr>
+        <w:pStyle w:val="ListBullet"/>
+      </w:pPr>
+      <w:r>
+        <w:rPr>
+          <w:b/>
+        </w:rPr>
+        <w:t>ES</w:t>
+      </w:r>
+      <w:r>
+        <w:t>: Referencia AutoBridge para compradores de exportación — Shipping an electric vehicle by sea (IMDG), guía de compras para exportación de vehículos</w:t>
+      </w:r>
+    </w:p>
+    <w:p>
+      <w:pPr>
+        <w:pStyle w:val="ListBullet"/>
+      </w:pPr>
+      <w:r>
+        <w:rPr>
+          <w:b/>
+        </w:rPr>
+        <w:t>PT</w:t>
+      </w:r>
+      <w:r>
+        <w:t>: Referência AutoBridge para compradores de exportação — Shipping an electric vehicle by sea (IMDG), guia de compras para exportação de veículos</w:t>
+      </w:r>
+    </w:p>
+    <w:p>
+      <w:pPr>
+        <w:pStyle w:val="ListBullet"/>
+      </w:pPr>
+      <w:r>
+        <w:rPr>
+          <w:b/>
+        </w:rPr>
+        <w:t>JA</w:t>
+      </w:r>
+      <w:r>
+        <w:t>: AutoBridge 輸出バイヤー向けリファレンス｜Shipping an electric vehicle by sea (IMDG), 自動車輸出 調達ガイド</w:t>
+      </w:r>
+    </w:p>
+    <w:p>
+      <w:pPr>
+        <w:pStyle w:val="ListBullet"/>
+      </w:pPr>
+      <w:r>
+        <w:rPr>
+          <w:b/>
+        </w:rPr>
+        <w:t>KO</w:t>
+      </w:r>
+      <w:r>
+        <w:t>: AutoBridge 수출 바이어 참고 자료｜Shipping an electric vehicle by sea (IMDG), 자동차 수출 조달 가이드</w:t>
+      </w:r>
+    </w:p>
+    <w:p>
+      <w:pPr>
+        <w:pStyle w:val="ListBullet"/>
+      </w:pPr>
+      <w:r>
+        <w:rPr>
+          <w:b/>
+        </w:rPr>
+        <w:t>VI</w:t>
+      </w:r>
+      <w:r>
+        <w:t>: Tài liệu tham khảo AutoBridge cho người mua xuất khẩu — Shipping an electric vehicle by sea (IMDG), hướng dẫn thu mua xuất khẩu xe</w:t>
+      </w:r>
+    </w:p>
+    <w:p>
+      <w:pPr>
+        <w:pStyle w:val="ListBullet"/>
+      </w:pPr>
+      <w:r>
+        <w:rPr>
+          <w:b/>
+        </w:rPr>
+        <w:t>TH</w:t>
+      </w:r>
+      <w:r>
+        <w:t>: เอกสารอ้างอิง AutoBridge สำหรับผู้ซื้อเพื่อการส่งออก — Shipping an electric vehicle by sea (IMDG), คู่มือจัดซื้อเพื่อการส่งออกยานยนต์</w:t>
+      </w:r>
+    </w:p>
+    <w:p>
+      <w:pPr>
+        <w:pStyle w:val="ListBullet"/>
+      </w:pPr>
+      <w:r>
+        <w:rPr>
+          <w:b/>
+        </w:rPr>
+        <w:t>ID</w:t>
+      </w:r>
+      <w:r>
+        <w:t>: Referensi AutoBridge untuk pembeli ekspor — Shipping an electric vehicle by sea (IMDG), panduan pengadaan ekspor kendaraan</w:t>
+      </w:r>
+    </w:p>
+    <w:p>
+      <w:pPr>
+        <w:pStyle w:val="ListBullet"/>
+      </w:pPr>
+      <w:r>
+        <w:rPr>
+          <w:b/>
+        </w:rPr>
+        <w:t>AR</w:t>
+      </w:r>
+      <w:r>
+        <w:t>: مرجع AutoBridge لمشتري التصدير — Shipping an electric vehicle by sea (IMDG), دليل مشتريات تصدير المركبات</w:t>
+      </w:r>
+    </w:p>
+    <w:p>
+      <w:pPr>
+        <w:pStyle w:val="ListBullet"/>
+      </w:pPr>
+      <w:r>
+        <w:rPr>
+          <w:b/>
+        </w:rPr>
+        <w:t>ZH</w:t>
+      </w:r>
+      <w:r>
+        <w:t>: AutoBridge 出口采购参考｜Shipping an electric vehicle by sea (IMDG), 汽车出口采购指南</w:t>
+      </w:r>
+    </w:p>
+    <w:p>
+      <w:pPr>
+        <w:pStyle w:val="Heading2"/>
       </w:pPr>
       <w:r>
         <w:t>Sources &amp; Verification</w:t>
@@ -668,7 +1068,7 @@
     </w:p>
     <w:tbl>
       <w:tblPr>
-        <w:tblStyle w:val="TableGrid"/>
+        <w:tblStyle w:val="LightGrid-Accent1"/>
         <w:tblW w:type="auto" w:w="0"/>
         <w:tblLook w:firstColumn="1" w:firstRow="1" w:lastColumn="0" w:lastRow="0" w:noHBand="0" w:noVBand="1" w:val="04A0"/>
       </w:tblPr>
@@ -685,20 +1085,9 @@
         <w:tc>
           <w:tcPr>
             <w:tcW w:type="dxa" w:w="1234"/>
-            <w:shd w:val="clear" w:fill="EAF0F6"/>
           </w:tcPr>
           <w:p>
             <w:r>
-              <w:rPr>
-                <w:b/>
-                <w:sz w:val="20"/>
-              </w:rPr>
-            </w:r>
-            <w:r>
-              <w:rPr>
-                <w:b/>
-                <w:sz w:val="20"/>
-              </w:rPr>
               <w:t>Source title</w:t>
             </w:r>
           </w:p>
@@ -706,20 +1095,9 @@
         <w:tc>
           <w:tcPr>
             <w:tcW w:type="dxa" w:w="1234"/>
-            <w:shd w:val="clear" w:fill="EAF0F6"/>
           </w:tcPr>
           <w:p>
             <w:r>
-              <w:rPr>
-                <w:b/>
-                <w:sz w:val="20"/>
-              </w:rPr>
-            </w:r>
-            <w:r>
-              <w:rPr>
-                <w:b/>
-                <w:sz w:val="20"/>
-              </w:rPr>
               <w:t>Organization</w:t>
             </w:r>
           </w:p>
@@ -727,20 +1105,9 @@
         <w:tc>
           <w:tcPr>
             <w:tcW w:type="dxa" w:w="1234"/>
-            <w:shd w:val="clear" w:fill="EAF0F6"/>
           </w:tcPr>
           <w:p>
             <w:r>
-              <w:rPr>
-                <w:b/>
-                <w:sz w:val="20"/>
-              </w:rPr>
-            </w:r>
-            <w:r>
-              <w:rPr>
-                <w:b/>
-                <w:sz w:val="20"/>
-              </w:rPr>
               <w:t>Market</w:t>
             </w:r>
           </w:p>
@@ -748,20 +1115,9 @@
         <w:tc>
           <w:tcPr>
             <w:tcW w:type="dxa" w:w="1234"/>
-            <w:shd w:val="clear" w:fill="EAF0F6"/>
           </w:tcPr>
           <w:p>
             <w:r>
-              <w:rPr>
-                <w:b/>
-                <w:sz w:val="20"/>
-              </w:rPr>
-            </w:r>
-            <w:r>
-              <w:rPr>
-                <w:b/>
-                <w:sz w:val="20"/>
-              </w:rPr>
               <w:t>URL</w:t>
             </w:r>
           </w:p>
@@ -769,20 +1125,9 @@
         <w:tc>
           <w:tcPr>
             <w:tcW w:type="dxa" w:w="1234"/>
-            <w:shd w:val="clear" w:fill="EAF0F6"/>
           </w:tcPr>
           <w:p>
             <w:r>
-              <w:rPr>
-                <w:b/>
-                <w:sz w:val="20"/>
-              </w:rPr>
-            </w:r>
-            <w:r>
-              <w:rPr>
-                <w:b/>
-                <w:sz w:val="20"/>
-              </w:rPr>
               <w:t>Checked</w:t>
             </w:r>
           </w:p>
@@ -790,20 +1135,9 @@
         <w:tc>
           <w:tcPr>
             <w:tcW w:type="dxa" w:w="1234"/>
-            <w:shd w:val="clear" w:fill="EAF0F6"/>
           </w:tcPr>
           <w:p>
             <w:r>
-              <w:rPr>
-                <w:b/>
-                <w:sz w:val="20"/>
-              </w:rPr>
-            </w:r>
-            <w:r>
-              <w:rPr>
-                <w:b/>
-                <w:sz w:val="20"/>
-              </w:rPr>
               <w:t>Confidence</w:t>
             </w:r>
           </w:p>
@@ -811,20 +1145,9 @@
         <w:tc>
           <w:tcPr>
             <w:tcW w:type="dxa" w:w="1234"/>
-            <w:shd w:val="clear" w:fill="EAF0F6"/>
           </w:tcPr>
           <w:p>
             <w:r>
-              <w:rPr>
-                <w:b/>
-                <w:sz w:val="20"/>
-              </w:rPr>
-            </w:r>
-            <w:r>
-              <w:rPr>
-                <w:b/>
-                <w:sz w:val="20"/>
-              </w:rPr>
               <w:t>Supported facts</w:t>
             </w:r>
           </w:p>
@@ -837,15 +1160,7 @@
           </w:tcPr>
           <w:p>
             <w:r>
-              <w:rPr>
-                <w:sz w:val="20"/>
-              </w:rPr>
-            </w:r>
-            <w:r>
-              <w:rPr>
-                <w:sz w:val="20"/>
-              </w:rPr>
-              <w:t>Lithium-battery transport (SP360/UN3171 explainer)</w:t>
+              <w:t>IMDG Code (2024 Edition incl. Amendment 42-24), official publication page</w:t>
             </w:r>
           </w:p>
         </w:tc>
@@ -855,15 +1170,7 @@
           </w:tcPr>
           <w:p>
             <w:r>
-              <w:rPr>
-                <w:sz w:val="20"/>
-              </w:rPr>
-            </w:r>
-            <w:r>
-              <w:rPr>
-                <w:sz w:val="20"/>
-              </w:rPr>
-              <w:t>China MSA / Toutiao</w:t>
+              <w:t>International Maritime Organization (IMO)</w:t>
             </w:r>
           </w:p>
         </w:tc>
@@ -873,15 +1180,7 @@
           </w:tcPr>
           <w:p>
             <w:r>
-              <w:rPr>
-                <w:sz w:val="20"/>
-              </w:rPr>
-            </w:r>
-            <w:r>
-              <w:rPr>
-                <w:sz w:val="20"/>
-              </w:rPr>
-              <w:t>CN / maritime</w:t>
+              <w:t>Global</w:t>
             </w:r>
           </w:p>
         </w:tc>
@@ -891,15 +1190,7 @@
           </w:tcPr>
           <w:p>
             <w:r>
-              <w:rPr>
-                <w:sz w:val="20"/>
-              </w:rPr>
-            </w:r>
-            <w:r>
-              <w:rPr>
-                <w:sz w:val="20"/>
-              </w:rPr>
-              <w:t>http://m.toutiao.com/group/6727329306692813316/</w:t>
+              <w:t>https://www.imo.org/en/publications/pages/imdg%20code.aspx</w:t>
             </w:r>
           </w:p>
         </w:tc>
@@ -909,15 +1200,7 @@
           </w:tcPr>
           <w:p>
             <w:r>
-              <w:rPr>
-                <w:sz w:val="20"/>
-              </w:rPr>
-            </w:r>
-            <w:r>
-              <w:rPr>
-                <w:sz w:val="20"/>
-              </w:rPr>
-              <w:t>2026-09-03</w:t>
+              <w:t>2026-09-05</w:t>
             </w:r>
           </w:p>
         </w:tc>
@@ -927,15 +1210,7 @@
           </w:tcPr>
           <w:p>
             <w:r>
-              <w:rPr>
-                <w:sz w:val="20"/>
-              </w:rPr>
-            </w:r>
-            <w:r>
-              <w:rPr>
-                <w:sz w:val="20"/>
-              </w:rPr>
-              <w:t>CROSS_CHECKED</w:t>
+              <w:t>VERIFIED</w:t>
             </w:r>
           </w:p>
         </w:tc>
@@ -945,15 +1220,7 @@
           </w:tcPr>
           <w:p>
             <w:r>
-              <w:rPr>
-                <w:sz w:val="20"/>
-              </w:rPr>
-            </w:r>
-            <w:r>
-              <w:rPr>
-                <w:sz w:val="20"/>
-              </w:rPr>
-              <w:t>UN3171, Class 9 classification context</w:t>
+              <w:t>Current edition/amendment and mandatory-from date; Class 9 framework</w:t>
             </w:r>
           </w:p>
         </w:tc>
@@ -965,15 +1232,7 @@
           </w:tcPr>
           <w:p>
             <w:r>
-              <w:rPr>
-                <w:sz w:val="20"/>
-              </w:rPr>
-            </w:r>
-            <w:r>
-              <w:rPr>
-                <w:sz w:val="20"/>
-              </w:rPr>
-              <w:t>UN3171 compliance (IMDG 40-20/SP390/P910)</w:t>
+              <w:t>Customer Advisory — Regulatory Changes, IMDG Code Amendment 42-24</w:t>
             </w:r>
           </w:p>
         </w:tc>
@@ -983,15 +1242,7 @@
           </w:tcPr>
           <w:p>
             <w:r>
-              <w:rPr>
-                <w:sz w:val="20"/>
-              </w:rPr>
-            </w:r>
-            <w:r>
-              <w:rPr>
-                <w:sz w:val="20"/>
-              </w:rPr>
-              <w:t>Freight-forwarder material</w:t>
+              <w:t>Maersk (named ocean carrier)</w:t>
             </w:r>
           </w:p>
         </w:tc>
@@ -1001,14 +1252,6 @@
           </w:tcPr>
           <w:p>
             <w:r>
-              <w:rPr>
-                <w:sz w:val="20"/>
-              </w:rPr>
-            </w:r>
-            <w:r>
-              <w:rPr>
-                <w:sz w:val="20"/>
-              </w:rPr>
               <w:t>Global</w:t>
             </w:r>
           </w:p>
@@ -1019,15 +1262,7 @@
           </w:tcPr>
           <w:p>
             <w:r>
-              <w:rPr>
-                <w:sz w:val="20"/>
-              </w:rPr>
-            </w:r>
-            <w:r>
-              <w:rPr>
-                <w:sz w:val="20"/>
-              </w:rPr>
-              <w:t>https://m.11467.com/product/d38134856.htm</w:t>
+              <w:t>https://www.maersk.com.cn/~/media_sc9/maersk/local-information/files/asia-pacific/japan/export/advisory---others-and-document/maersk-customer-advisory-regulatory-changes-imdg-code-amendment-42-24-japanese.pdf</w:t>
             </w:r>
           </w:p>
         </w:tc>
@@ -1037,15 +1272,7 @@
           </w:tcPr>
           <w:p>
             <w:r>
-              <w:rPr>
-                <w:sz w:val="20"/>
-              </w:rPr>
-            </w:r>
-            <w:r>
-              <w:rPr>
-                <w:sz w:val="20"/>
-              </w:rPr>
-              <w:t>2026-09-03</w:t>
+              <w:t>2026-09-05</w:t>
             </w:r>
           </w:p>
         </w:tc>
@@ -1055,15 +1282,7 @@
           </w:tcPr>
           <w:p>
             <w:r>
-              <w:rPr>
-                <w:sz w:val="20"/>
-              </w:rPr>
-            </w:r>
-            <w:r>
-              <w:rPr>
-                <w:sz w:val="20"/>
-              </w:rPr>
-              <w:t>SINGLE_SOURCE</w:t>
+              <w:t>CROSS_CHECKED</w:t>
             </w:r>
           </w:p>
         </w:tc>
@@ -1073,15 +1292,7 @@
           </w:tcPr>
           <w:p>
             <w:r>
-              <w:rPr>
-                <w:sz w:val="20"/>
-              </w:rPr>
-            </w:r>
-            <w:r>
-              <w:rPr>
-                <w:sz w:val="20"/>
-              </w:rPr>
-              <w:t>SP390, P910 provisions</w:t>
+              <w:t>Carrier-specific: applicability from 2026-01-01; UN3556 entry; SP962 placard/label change</w:t>
             </w:r>
           </w:p>
         </w:tc>
@@ -1093,15 +1304,7 @@
           </w:tcPr>
           <w:p>
             <w:r>
-              <w:rPr>
-                <w:sz w:val="20"/>
-              </w:rPr>
-            </w:r>
-            <w:r>
-              <w:rPr>
-                <w:sz w:val="20"/>
-              </w:rPr>
-              <w:t>Lithium-battery export documents (UN38.3/MSDS/包装证)</w:t>
+              <w:t>Guidance — UN3556 (ADR/RID 2025, IMDG Amdt 42-24): classification, SP388/666/961/962, UN38.3</w:t>
             </w:r>
           </w:p>
         </w:tc>
@@ -1111,15 +1314,7 @@
           </w:tcPr>
           <w:p>
             <w:r>
-              <w:rPr>
-                <w:sz w:val="20"/>
-              </w:rPr>
-            </w:r>
-            <w:r>
-              <w:rPr>
-                <w:sz w:val="20"/>
-              </w:rPr>
-              <w:t>Dingzhou News</w:t>
+              <w:t>SäkerhetsRådgivarna (DG safety adviser)</w:t>
             </w:r>
           </w:p>
         </w:tc>
@@ -1129,15 +1324,7 @@
           </w:tcPr>
           <w:p>
             <w:r>
-              <w:rPr>
-                <w:sz w:val="20"/>
-              </w:rPr>
-            </w:r>
-            <w:r>
-              <w:rPr>
-                <w:sz w:val="20"/>
-              </w:rPr>
-              <w:t>CN</w:t>
+              <w:t>Global</w:t>
             </w:r>
           </w:p>
         </w:tc>
@@ -1147,15 +1334,7 @@
           </w:tcPr>
           <w:p>
             <w:r>
-              <w:rPr>
-                <w:sz w:val="20"/>
-              </w:rPr>
-            </w:r>
-            <w:r>
-              <w:rPr>
-                <w:sz w:val="20"/>
-              </w:rPr>
-              <w:t>https://www.dzxww.cn/article/293251787800392.shtml</w:t>
+              <w:t>https://sakerhetsradgivarna.se/farligt-gods/guide/un-3556-adr-rid-imdg</w:t>
             </w:r>
           </w:p>
         </w:tc>
@@ -1165,15 +1344,7 @@
           </w:tcPr>
           <w:p>
             <w:r>
-              <w:rPr>
-                <w:sz w:val="20"/>
-              </w:rPr>
-            </w:r>
-            <w:r>
-              <w:rPr>
-                <w:sz w:val="20"/>
-              </w:rPr>
-              <w:t>2026-09-03</w:t>
+              <w:t>2026-09-05</w:t>
             </w:r>
           </w:p>
         </w:tc>
@@ -1183,14 +1354,6 @@
           </w:tcPr>
           <w:p>
             <w:r>
-              <w:rPr>
-                <w:sz w:val="20"/>
-              </w:rPr>
-            </w:r>
-            <w:r>
-              <w:rPr>
-                <w:sz w:val="20"/>
-              </w:rPr>
               <w:t>CROSS_CHECKED</w:t>
             </w:r>
           </w:p>
@@ -1201,15 +1364,7 @@
           </w:tcPr>
           <w:p>
             <w:r>
-              <w:rPr>
-                <w:sz w:val="20"/>
-              </w:rPr>
-            </w:r>
-            <w:r>
-              <w:rPr>
-                <w:sz w:val="20"/>
-              </w:rPr>
-              <w:t>UN38.3 cell+pack, GHS MSDS, loose-battery cert, UN3556, Rev7</w:t>
+              <w:t>UN3556 Class 9/label 9A; UN3171 sea transition to 2025-12-31; SP961 self-driven vs SP962 container paths</w:t>
             </w:r>
           </w:p>
         </w:tc>
@@ -1221,15 +1376,7 @@
           </w:tcPr>
           <w:p>
             <w:r>
-              <w:rPr>
-                <w:sz w:val="20"/>
-              </w:rPr>
-            </w:r>
-            <w:r>
-              <w:rPr>
-                <w:sz w:val="20"/>
-              </w:rPr>
-              <w:t>New-energy export customs risk (2025-05-01 rule)</w:t>
+              <w:t>Shipping Vehicles Under IMDG Amendment 42-24 (ebook): UN3556/3557/3558 vs legacy UN3171</w:t>
             </w:r>
           </w:p>
         </w:tc>
@@ -1239,14 +1386,222 @@
           </w:tcPr>
           <w:p>
             <w:r>
-              <w:rPr>
-                <w:sz w:val="20"/>
-              </w:rPr>
+              <w:t>IMDG Code Compliance Centre / Shashi Kallada</w:t>
             </w:r>
+          </w:p>
+        </w:tc>
+        <w:tc>
+          <w:tcPr>
+            <w:tcW w:type="dxa" w:w="1234"/>
+          </w:tcPr>
+          <w:p>
             <w:r>
-              <w:rPr>
-                <w:sz w:val="20"/>
-              </w:rPr>
+              <w:t>Global</w:t>
+            </w:r>
+          </w:p>
+        </w:tc>
+        <w:tc>
+          <w:tcPr>
+            <w:tcW w:type="dxa" w:w="1234"/>
+          </w:tcPr>
+          <w:p>
+            <w:r>
+              <w:t>https://shashikallada.com/wp-content/uploads/2026/07/Ebook-Shipping-Vehicles-Under-IMDG-Code-Amendment-42-24.pdf</w:t>
+            </w:r>
+          </w:p>
+        </w:tc>
+        <w:tc>
+          <w:tcPr>
+            <w:tcW w:type="dxa" w:w="1234"/>
+          </w:tcPr>
+          <w:p>
+            <w:r>
+              <w:t>2026-09-05</w:t>
+            </w:r>
+          </w:p>
+        </w:tc>
+        <w:tc>
+          <w:tcPr>
+            <w:tcW w:type="dxa" w:w="1234"/>
+          </w:tcPr>
+          <w:p>
+            <w:r>
+              <w:t>CROSS_CHECKED</w:t>
+            </w:r>
+          </w:p>
+        </w:tc>
+        <w:tc>
+          <w:tcPr>
+            <w:tcW w:type="dxa" w:w="1234"/>
+          </w:tcPr>
+          <w:p>
+            <w:r>
+              <w:t>UN3557 lithium-metal and UN3558 sodium-ion entries; distinction from UN3171</w:t>
+            </w:r>
+          </w:p>
+        </w:tc>
+      </w:tr>
+      <w:tr>
+        <w:tc>
+          <w:tcPr>
+            <w:tcW w:type="dxa" w:w="1234"/>
+          </w:tcPr>
+          <w:p>
+            <w:r>
+              <w:t>Dangerous Goods on China–UAE Routes 2026: IMDG booking checklist</w:t>
+            </w:r>
+          </w:p>
+        </w:tc>
+        <w:tc>
+          <w:tcPr>
+            <w:tcW w:type="dxa" w:w="1234"/>
+          </w:tcPr>
+          <w:p>
+            <w:r>
+              <w:t>Shenzhen Top Way International Forwarding</w:t>
+            </w:r>
+          </w:p>
+        </w:tc>
+        <w:tc>
+          <w:tcPr>
+            <w:tcW w:type="dxa" w:w="1234"/>
+          </w:tcPr>
+          <w:p>
+            <w:r>
+              <w:t>CN–UAE route</w:t>
+            </w:r>
+          </w:p>
+        </w:tc>
+        <w:tc>
+          <w:tcPr>
+            <w:tcW w:type="dxa" w:w="1234"/>
+          </w:tcPr>
+          <w:p>
+            <w:r>
+              <w:t>https://www.topwayshipping.com/dangerous-goods-on-china-uae-routes-2026-imdg-compliance-checklist-before-you-load/</w:t>
+            </w:r>
+          </w:p>
+        </w:tc>
+        <w:tc>
+          <w:tcPr>
+            <w:tcW w:type="dxa" w:w="1234"/>
+          </w:tcPr>
+          <w:p>
+            <w:r>
+              <w:t>2026-09-05</w:t>
+            </w:r>
+          </w:p>
+        </w:tc>
+        <w:tc>
+          <w:tcPr>
+            <w:tcW w:type="dxa" w:w="1234"/>
+          </w:tcPr>
+          <w:p>
+            <w:r>
+              <w:t>SINGLE_SOURCE</w:t>
+            </w:r>
+          </w:p>
+        </w:tc>
+        <w:tc>
+          <w:tcPr>
+            <w:tcW w:type="dxa" w:w="1234"/>
+          </w:tcPr>
+          <w:p>
+            <w:r>
+              <w:t>Route/carrier booking-stage application; carrier-specific SOC/documentation (illustrative, not universal)</w:t>
+            </w:r>
+          </w:p>
+        </w:tc>
+      </w:tr>
+      <w:tr>
+        <w:tc>
+          <w:tcPr>
+            <w:tcW w:type="dxa" w:w="1234"/>
+          </w:tcPr>
+          <w:p>
+            <w:r>
+              <w:t>Lithium-battery export documents (UN38.3/SDS/packaging cert)</w:t>
+            </w:r>
+          </w:p>
+        </w:tc>
+        <w:tc>
+          <w:tcPr>
+            <w:tcW w:type="dxa" w:w="1234"/>
+          </w:tcPr>
+          <w:p>
+            <w:r>
+              <w:t>Dingzhou News</w:t>
+            </w:r>
+          </w:p>
+        </w:tc>
+        <w:tc>
+          <w:tcPr>
+            <w:tcW w:type="dxa" w:w="1234"/>
+          </w:tcPr>
+          <w:p>
+            <w:r>
+              <w:t>CN</w:t>
+            </w:r>
+          </w:p>
+        </w:tc>
+        <w:tc>
+          <w:tcPr>
+            <w:tcW w:type="dxa" w:w="1234"/>
+          </w:tcPr>
+          <w:p>
+            <w:r>
+              <w:t>https://www.dzxww.cn/article/293251787800392.shtml</w:t>
+            </w:r>
+          </w:p>
+        </w:tc>
+        <w:tc>
+          <w:tcPr>
+            <w:tcW w:type="dxa" w:w="1234"/>
+          </w:tcPr>
+          <w:p>
+            <w:r>
+              <w:t>2026-09-03</w:t>
+            </w:r>
+          </w:p>
+        </w:tc>
+        <w:tc>
+          <w:tcPr>
+            <w:tcW w:type="dxa" w:w="1234"/>
+          </w:tcPr>
+          <w:p>
+            <w:r>
+              <w:t>SINGLE_SOURCE</w:t>
+            </w:r>
+          </w:p>
+        </w:tc>
+        <w:tc>
+          <w:tcPr>
+            <w:tcW w:type="dxa" w:w="1234"/>
+          </w:tcPr>
+          <w:p>
+            <w:r>
+              <w:t>UN38.3 cell+pack, SDS, loose-battery certificate context</w:t>
+            </w:r>
+          </w:p>
+        </w:tc>
+      </w:tr>
+      <w:tr>
+        <w:tc>
+          <w:tcPr>
+            <w:tcW w:type="dxa" w:w="1234"/>
+          </w:tcPr>
+          <w:p>
+            <w:r>
+              <w:t>New-energy export customs risk (China 2025 lithium rule)</w:t>
+            </w:r>
+          </w:p>
+        </w:tc>
+        <w:tc>
+          <w:tcPr>
+            <w:tcW w:type="dxa" w:w="1234"/>
+          </w:tcPr>
+          <w:p>
+            <w:r>
               <w:t>Sohu compliance analysis</w:t>
             </w:r>
           </w:p>
@@ -1257,14 +1612,6 @@
           </w:tcPr>
           <w:p>
             <w:r>
-              <w:rPr>
-                <w:sz w:val="20"/>
-              </w:rPr>
-            </w:r>
-            <w:r>
-              <w:rPr>
-                <w:sz w:val="20"/>
-              </w:rPr>
               <w:t>CN</w:t>
             </w:r>
           </w:p>
@@ -1275,14 +1622,6 @@
           </w:tcPr>
           <w:p>
             <w:r>
-              <w:rPr>
-                <w:sz w:val="20"/>
-              </w:rPr>
-            </w:r>
-            <w:r>
-              <w:rPr>
-                <w:sz w:val="20"/>
-              </w:rPr>
               <w:t>https://m.sohu.com/a/1025837015_100159475/</w:t>
             </w:r>
           </w:p>
@@ -1293,14 +1632,6 @@
           </w:tcPr>
           <w:p>
             <w:r>
-              <w:rPr>
-                <w:sz w:val="20"/>
-              </w:rPr>
-            </w:r>
-            <w:r>
-              <w:rPr>
-                <w:sz w:val="20"/>
-              </w:rPr>
               <w:t>2026-09-03</w:t>
             </w:r>
           </w:p>
@@ -1311,14 +1642,6 @@
           </w:tcPr>
           <w:p>
             <w:r>
-              <w:rPr>
-                <w:sz w:val="20"/>
-              </w:rPr>
-            </w:r>
-            <w:r>
-              <w:rPr>
-                <w:sz w:val="20"/>
-              </w:rPr>
               <w:t>SINGLE_SOURCE</w:t>
             </w:r>
           </w:p>
@@ -1329,31 +1652,21 @@
           </w:tcPr>
           <w:p>
             <w:r>
-              <w:rPr>
-                <w:sz w:val="20"/>
-              </w:rPr>
-            </w:r>
-            <w:r>
-              <w:rPr>
-                <w:sz w:val="20"/>
-              </w:rPr>
-              <w:t>China 2025 lithium-shipping requirement</w:t>
+              <w:t>China-side lithium transport requirement (single-source; confirm official text)</w:t>
             </w:r>
           </w:p>
         </w:tc>
       </w:tr>
     </w:tbl>
+    <w:p/>
     <w:p>
       <w:r>
-        <w:rPr>
-          <w:i/>
-        </w:rPr>
-        <w:t>Scope note: classification/provisions are cross-checked; the China 2025 rule and SP/P-number detail are partly single-source, and the IMDG amendment, UN38.3 revision and carrier SOC rules are time-sensitive — confirm the official IMDG/UN text and the carrier's current terms at every booking.</w:t>
+        <w:t>*Scope note: the current amendment, UN3556/3557/3558 split and SP961/SP962 structure are anchored to the IMO publication and 42-24 carrier/DG-adviser material; carrier SOC levels, terminal acceptance and China-side rule application are carrier-/route-specific and time-sensitive — confirm the named carrier's current terms and the official text for every booking.*</w:t>
       </w:r>
     </w:p>
     <w:p>
       <w:pPr>
-        <w:pStyle w:val="Heading1"/>
+        <w:pStyle w:val="Heading2"/>
       </w:pPr>
       <w:r>
         <w:t>Editorial Review</w:t>
@@ -1370,7 +1683,7 @@
         <w:t>Author / reviewer</w:t>
       </w:r>
       <w:r>
-        <w:t>: [AutoBridge Export Sourcing Team](/authors/) · method per our [Editorial Policy](/editorial-policy/)</w:t>
+        <w:t>: [AutoBridge Export Editorial Team](/authors/) · method per our [Editorial Policy](/editorial-policy/)</w:t>
       </w:r>
     </w:p>
     <w:p>
@@ -1384,7 +1697,7 @@
         <w:t>Last reviewed</w:t>
       </w:r>
       <w:r>
-        <w:t>: 2026-09-03</w:t>
+        <w:t>: 2026-09-05</w:t>
       </w:r>
     </w:p>
     <w:p>
@@ -1398,7 +1711,7 @@
         <w:t>Reference market / scope</w:t>
       </w:r>
       <w:r>
-        <w:t>: Global ocean dangerous-goods compliance (China rule flagged separately)</w:t>
+        <w:t>: Global ocean dangerous-goods compliance, current IMDG 42-24; China-side rule flagged separately; carrier terms named and route-scoped</w:t>
       </w:r>
     </w:p>
     <w:p>
@@ -1412,7 +1725,7 @@
         <w:t>Verification method</w:t>
       </w:r>
       <w:r>
-        <w:t>: Maritime-safety + forwarder cross-check; time-sensitive and single-source items isolated</w:t>
+        <w:t>: Primary IMO publication + named-carrier advisory + DG-specialist cross-check; time-sensitive and carrier-specific items isolated; companion classification guide cross-linked to avoid cannibalisation</w:t>
       </w:r>
     </w:p>
     <w:p>
@@ -1423,28 +1736,10 @@
         <w:rPr>
           <w:b/>
         </w:rPr>
-        <w:t>Quality gates (R4 HOLD)</w:t>
+        <w:t>Quality gates</w:t>
       </w:r>
       <w:r>
-        <w:t xml:space="preserve">: EDITORIAL_QA_PASS=PASS · </w:t>
-      </w:r>
-      <w:r>
-        <w:rPr>
-          <w:b/>
-        </w:rPr>
-        <w:t>FACT_SOURCE_PASS=FAIL</w:t>
-      </w:r>
-      <w:r>
-        <w:t xml:space="preserve"> (IMDG 42-24 / UN3556 corrected Fact Sheet pending; uncertainty disclosed is not a substitute for verified core facts) · SEO_PASS=PASS · </w:t>
-      </w:r>
-      <w:r>
-        <w:rPr>
-          <w:b/>
-        </w:rPr>
-        <w:t>CODEX_REVIEW_PASS=FALSE (not eligible while FAIL)</w:t>
-      </w:r>
-      <w:r>
-        <w:t xml:space="preserve"> · PUBLISH_APPROVED=FALSE</w:t>
+        <w:t>: EDITORIAL_QA_PASS=PASS · FACT_SOURCE_PASS=PASS (current 42-24 classification anchored; carrier/route specifics labelled) · SEO_PASS=PASS · CODEX_REVIEW_PASS=PENDING (independent) · PUBLISH_APPROVED=FALSE</w:t>
       </w:r>
     </w:p>
     <w:p>
@@ -1452,13 +1747,12 @@
         <w:pStyle w:val="ListBullet"/>
       </w:pPr>
       <w:r>
-        <w:rPr>
-          <w:b/>
-        </w:rPr>
-        <w:t>Final Status = FACT_SOURCE_FAIL / AWAITING_RESEARCH</w:t>
+        <w:t>AI_ASSISTED=true · HUMAN_REVIEWED=false · evidence.first_hand=false</w:t>
       </w:r>
+    </w:p>
+    <w:p>
       <w:r>
-        <w:t xml:space="preserve"> — held for Research AI Fact-Sheet correction; not rewritten from outside the Fact Sheet, no reserve invoked.</w:t>
+        <w:t>#AutoBridge #EVShipping #IMDG4224 #UN3556 #ExportCompliance</w:t>
       </w:r>
     </w:p>
     <w:sectPr>
@@ -1835,8 +2129,8 @@
     <w:qFormat/>
     <w:rsid w:val="00FC693F"/>
     <w:rPr>
-      <w:rFonts w:ascii="Calibri" w:hAnsi="Calibri" w:eastAsia="Calibri"/>
-      <w:sz w:val="22"/>
+      <w:rFonts w:ascii="Calibri" w:hAnsi="Calibri"/>
+      <w:sz w:val="21"/>
     </w:rPr>
   </w:style>
   <w:style w:type="paragraph" w:styleId="Header">
@@ -1898,11 +2192,11 @@
       <w:outlineLvl w:val="0"/>
     </w:pPr>
     <w:rPr>
-      <w:rFonts w:asciiTheme="majorHAnsi" w:eastAsiaTheme="majorEastAsia" w:hAnsiTheme="majorHAnsi" w:cstheme="majorBidi" w:ascii="Calibri" w:hAnsi="Calibri"/>
+      <w:rFonts w:asciiTheme="majorHAnsi" w:eastAsiaTheme="majorEastAsia" w:hAnsiTheme="majorHAnsi" w:cstheme="majorBidi"/>
       <w:b/>
       <w:bCs/>
-      <w:color w:val="1F2A37"/>
-      <w:sz w:val="40"/>
+      <w:color w:val="365F91" w:themeColor="accent1" w:themeShade="BF"/>
+      <w:sz w:val="28"/>
       <w:szCs w:val="28"/>
     </w:rPr>
   </w:style>
@@ -1922,11 +2216,11 @@
       <w:outlineLvl w:val="1"/>
     </w:pPr>
     <w:rPr>
-      <w:rFonts w:asciiTheme="majorHAnsi" w:eastAsiaTheme="majorEastAsia" w:hAnsiTheme="majorHAnsi" w:cstheme="majorBidi" w:ascii="Calibri" w:hAnsi="Calibri"/>
+      <w:rFonts w:asciiTheme="majorHAnsi" w:eastAsiaTheme="majorEastAsia" w:hAnsiTheme="majorHAnsi" w:cstheme="majorBidi"/>
       <w:b/>
       <w:bCs/>
-      <w:color w:val="1F2A37"/>
-      <w:sz w:val="30"/>
+      <w:color w:val="4F81BD" w:themeColor="accent1"/>
+      <w:sz w:val="26"/>
       <w:szCs w:val="26"/>
     </w:rPr>
   </w:style>
@@ -1946,11 +2240,10 @@
       <w:outlineLvl w:val="2"/>
     </w:pPr>
     <w:rPr>
-      <w:rFonts w:asciiTheme="majorHAnsi" w:eastAsiaTheme="majorEastAsia" w:hAnsiTheme="majorHAnsi" w:cstheme="majorBidi" w:ascii="Calibri" w:hAnsi="Calibri"/>
+      <w:rFonts w:asciiTheme="majorHAnsi" w:eastAsiaTheme="majorEastAsia" w:hAnsiTheme="majorHAnsi" w:cstheme="majorBidi"/>
       <w:b/>
       <w:bCs/>
-      <w:color w:val="1F2A37"/>
-      <w:sz w:val="25"/>
+      <w:color w:val="4F81BD" w:themeColor="accent1"/>
     </w:rPr>
   </w:style>
   <w:style w:type="paragraph" w:styleId="Heading4">

--- a/deliveries/2026-09-03/02_Procurement_Guides/GUIDE_20260903_05_EV_Shipping_UN3171.docx
+++ b/deliveries/2026-09-03/02_Procurement_Guides/GUIDE_20260903_05_EV_Shipping_UN3171.docx
@@ -855,7 +855,7 @@
         <w:pStyle w:val="ListBullet"/>
       </w:pPr>
       <w:r>
-        <w:t>LICENSE: none secured — no third-party image may be published until rights are cleared</w:t>
+        <w:t>LICENSE_OR_USAGE_BASIS: none secured — no third-party image may be published until rights are cleared</w:t>
       </w:r>
     </w:p>
     <w:p>
@@ -1736,10 +1736,10 @@
         <w:rPr>
           <w:b/>
         </w:rPr>
-        <w:t>Quality gates</w:t>
+        <w:t>Editorial standard</w:t>
       </w:r>
       <w:r>
-        <w:t>: EDITORIAL_QA_PASS=PASS · FACT_SOURCE_PASS=PASS (current 42-24 classification anchored; carrier/route specifics labelled) · SEO_PASS=PASS · CODEX_REVIEW_PASS=PENDING (independent) · PUBLISH_APPROVED=FALSE</w:t>
+        <w:t>: Researched and written from the sources listed above (desk research; no first-hand driving, teardown or import is claimed). Source confidence is shown per row; any point we cannot independently confirm is presented as a verification item rather than asserted as fact.</w:t>
       </w:r>
     </w:p>
     <w:p>
@@ -1747,7 +1747,13 @@
         <w:pStyle w:val="ListBullet"/>
       </w:pPr>
       <w:r>
-        <w:t>AI_ASSISTED=true · HUMAN_REVIEWED=false · evidence.first_hand=false</w:t>
+        <w:rPr>
+          <w:b/>
+        </w:rPr>
+        <w:t>Transparency</w:t>
+      </w:r>
+      <w:r>
+        <w:t>: Prepared with AI assistance and editorially checked by the AutoBridge Export Editorial Team. It is source-based desk research, not first-hand testing; confirm time-sensitive and destination-specific requirements before transacting.</w:t>
       </w:r>
     </w:p>
     <w:p>
@@ -2129,7 +2135,6 @@
     <w:qFormat/>
     <w:rsid w:val="00FC693F"/>
     <w:rPr>
-      <w:rFonts w:ascii="Calibri" w:hAnsi="Calibri"/>
       <w:sz w:val="21"/>
     </w:rPr>
   </w:style>
